--- a/template/my_pgy1_to_4_no_concerns.docx
+++ b/template/my_pgy1_to_4_no_concerns.docx
@@ -128,7 +128,7 @@
         <w:rPr>
           <w:rFonts w:ascii="Times New Roman" w:hAnsi="Times New Roman" w:cs="Times New Roman"/>
         </w:rPr>
-        <w:t xml:space="preserve">.  </w:t>
+        <w:t xml:space="preserve">. </w:t>
       </w:r>
       <w:r>
         <w:rPr>
@@ -246,35 +246,7 @@
         <w:rPr>
           <w:rFonts w:ascii="Times New Roman" w:hAnsi="Times New Roman" w:cs="Times New Roman"/>
         </w:rPr>
-        <w:t xml:space="preserve">As you </w:t>
-      </w:r>
-      <w:proofErr w:type="gramStart"/>
-      <w:r>
-        <w:rPr>
-          <w:rFonts w:ascii="Times New Roman" w:hAnsi="Times New Roman" w:cs="Times New Roman"/>
-        </w:rPr>
-        <w:t>enter into</w:t>
-      </w:r>
-      <w:proofErr w:type="gramEnd"/>
-      <w:r>
-        <w:rPr>
-          <w:rFonts w:ascii="Times New Roman" w:hAnsi="Times New Roman" w:cs="Times New Roman"/>
-        </w:rPr>
-        <w:t xml:space="preserve"> the second half of your academic year, the committees urge you to continue to hone your skills and to maintain your efforts in your educational and professional endeavors, which include conscientious attendance at conferences, academic half-days, as well as other </w:t>
-      </w:r>
-      <w:proofErr w:type="gramStart"/>
-      <w:r>
-        <w:rPr>
-          <w:rFonts w:ascii="Times New Roman" w:hAnsi="Times New Roman" w:cs="Times New Roman"/>
-        </w:rPr>
-        <w:t>program</w:t>
-      </w:r>
-      <w:proofErr w:type="gramEnd"/>
-      <w:r>
-        <w:rPr>
-          <w:rFonts w:ascii="Times New Roman" w:hAnsi="Times New Roman" w:cs="Times New Roman"/>
-        </w:rPr>
-        <w:t xml:space="preserve"> and institutional learning activities. In addition, you should continue to develop your skills as a team leader and educator as you prepare to advance to the next resident level. </w:t>
+        <w:t xml:space="preserve">As you enter into the second half of your academic year, the committees urge you to continue to hone your skills and to maintain your efforts in your educational and professional endeavors, which include conscientious attendance at conferences, academic half-days, as well as other program and institutional learning activities. In addition, you should continue to develop your skills as a team leader and educator as you prepare to advance to the next resident level. </w:t>
       </w:r>
     </w:p>
     <w:p>
